--- a/backend/data/corpus/DOC-20260126-258.docx
+++ b/backend/data/corpus/DOC-20260126-258.docx
@@ -46,37 +46,7 @@
         <w:rPr>
           <w:sz w:val="21"/>
         </w:rPr>
-        <w:t>A short convo between clinic blocks, mostly logistics.</w:t>
-      </w:r>
-    </w:p>
-    <w:p>
-      <w:r>
-        <w:rPr>
-          <w:sz w:val="21"/>
-        </w:rPr>
-      </w:r>
-    </w:p>
-    <w:p>
-      <w:r>
-        <w:rPr>
-          <w:sz w:val="21"/>
-        </w:rPr>
-        <w:t>Onboarding one of nurse practitioners is current preoccupation here.</w:t>
-      </w:r>
-    </w:p>
-    <w:p>
-      <w:r>
-        <w:rPr>
-          <w:sz w:val="21"/>
-        </w:rPr>
-      </w:r>
-    </w:p>
-    <w:p>
-      <w:r>
-        <w:rPr>
-          <w:sz w:val="21"/>
-        </w:rPr>
-        <w:t>Compared notes on which sessions were worth the time.</w:t>
+        <w:t>Left it at that, with f/u appt to be scheduled.</w:t>
       </w:r>
     </w:p>
     <w:p>
@@ -92,6 +62,36 @@
           <w:sz w:val="21"/>
         </w:rPr>
         <w:t>Kept coming back to how often the generalized tonic-clonic group comes up with no approved answer.</w:t>
+      </w:r>
+    </w:p>
+    <w:p>
+      <w:r>
+        <w:rPr>
+          <w:sz w:val="21"/>
+        </w:rPr>
+      </w:r>
+    </w:p>
+    <w:p>
+      <w:r>
+        <w:rPr>
+          <w:sz w:val="21"/>
+        </w:rPr>
+        <w:t>The scheduling system has not settled, and that took up first part of conversation.</w:t>
+      </w:r>
+    </w:p>
+    <w:p>
+      <w:r>
+        <w:rPr>
+          <w:sz w:val="21"/>
+        </w:rPr>
+      </w:r>
+    </w:p>
+    <w:p>
+      <w:r>
+        <w:rPr>
+          <w:sz w:val="21"/>
+        </w:rPr>
+        <w:t>Formulary questions is handled by one person here, which came up as general frustration.</w:t>
       </w:r>
     </w:p>
     <w:sectPr>
